--- a/evrak/sinif/veli-izin-formu.docx
+++ b/evrak/sinif/veli-izin-formu.docx
@@ -370,6 +370,7 @@
               <w:rPr>
                 <w:sz w:val="20"/>
               </w:rPr>
+              <w:t>{OGRENCI}</w:t>
             </w:r>
           </w:p>
         </w:tc>
